--- a/outputs/tables/TableA4_Estimation_SP500.docx
+++ b/outputs/tables/TableA4_Estimation_SP500.docx
@@ -1389,7 +1389,7 @@
                 <w:rFonts w:ascii="Times New Roman" w:hAnsi="Times New Roman"/>
                 <w:sz w:val="20"/>
               </w:rPr>
-              <w:t>—</w:t>
+              <w:t>0.0070</w:t>
             </w:r>
           </w:p>
         </w:tc>
@@ -1503,7 +1503,7 @@
                 <w:rFonts w:ascii="Times New Roman" w:hAnsi="Times New Roman"/>
                 <w:sz w:val="20"/>
               </w:rPr>
-              <w:t>—</w:t>
+              <w:t>0.1175</w:t>
             </w:r>
           </w:p>
         </w:tc>
@@ -1617,7 +1617,7 @@
                 <w:rFonts w:ascii="Times New Roman" w:hAnsi="Times New Roman"/>
                 <w:sz w:val="20"/>
               </w:rPr>
-              <w:t>—</w:t>
+              <w:t>0.8620</w:t>
             </w:r>
           </w:p>
         </w:tc>
@@ -1731,7 +1731,7 @@
                 <w:rFonts w:ascii="Times New Roman" w:hAnsi="Times New Roman"/>
                 <w:sz w:val="20"/>
               </w:rPr>
-              <w:t>—</w:t>
+              <w:t>10.9601</w:t>
             </w:r>
           </w:p>
         </w:tc>
@@ -1845,7 +1845,7 @@
                 <w:rFonts w:ascii="Times New Roman" w:hAnsi="Times New Roman"/>
                 <w:sz w:val="20"/>
               </w:rPr>
-              <w:t>—</w:t>
+              <w:t>0.6591</w:t>
             </w:r>
           </w:p>
         </w:tc>
@@ -1959,7 +1959,7 @@
                 <w:rFonts w:ascii="Times New Roman" w:hAnsi="Times New Roman"/>
                 <w:sz w:val="20"/>
               </w:rPr>
-              <w:t>—</w:t>
+              <w:t>0.3661</w:t>
             </w:r>
           </w:p>
         </w:tc>
@@ -2073,7 +2073,7 @@
                 <w:rFonts w:ascii="Times New Roman" w:hAnsi="Times New Roman"/>
                 <w:sz w:val="20"/>
               </w:rPr>
-              <w:t>—</w:t>
+              <w:t>0.5629</w:t>
             </w:r>
           </w:p>
         </w:tc>
@@ -2187,7 +2187,7 @@
                 <w:rFonts w:ascii="Times New Roman" w:hAnsi="Times New Roman"/>
                 <w:sz w:val="20"/>
               </w:rPr>
-              <w:t>—</w:t>
+              <w:t>10.9601</w:t>
             </w:r>
           </w:p>
         </w:tc>
@@ -2301,7 +2301,7 @@
                 <w:rFonts w:ascii="Times New Roman" w:hAnsi="Times New Roman"/>
                 <w:sz w:val="20"/>
               </w:rPr>
-              <w:t>—</w:t>
+              <w:t>0.9520</w:t>
             </w:r>
           </w:p>
         </w:tc>
@@ -2415,7 +2415,7 @@
                 <w:rFonts w:ascii="Times New Roman" w:hAnsi="Times New Roman"/>
                 <w:sz w:val="20"/>
               </w:rPr>
-              <w:t>—</w:t>
+              <w:t>0.4988</w:t>
             </w:r>
           </w:p>
         </w:tc>
@@ -2643,7 +2643,7 @@
                 <w:rFonts w:ascii="Times New Roman" w:hAnsi="Times New Roman"/>
                 <w:sz w:val="20"/>
               </w:rPr>
-              <w:t>—</w:t>
+              <w:t>-2809.6793</w:t>
             </w:r>
           </w:p>
         </w:tc>
@@ -2757,7 +2757,7 @@
                 <w:rFonts w:ascii="Times New Roman" w:hAnsi="Times New Roman"/>
                 <w:sz w:val="20"/>
               </w:rPr>
-              <w:t>—</w:t>
+              <w:t>5639.3586</w:t>
             </w:r>
           </w:p>
         </w:tc>
@@ -2871,7 +2871,7 @@
                 <w:rFonts w:ascii="Times New Roman" w:hAnsi="Times New Roman"/>
                 <w:sz w:val="20"/>
               </w:rPr>
-              <w:t>—</w:t>
+              <w:t>5696.4472</w:t>
             </w:r>
           </w:p>
         </w:tc>
@@ -2985,7 +2985,7 @@
                 <w:rFonts w:ascii="Times New Roman" w:hAnsi="Times New Roman"/>
                 <w:sz w:val="20"/>
               </w:rPr>
-              <w:t>—</w:t>
+              <w:t>0.0000</w:t>
             </w:r>
           </w:p>
         </w:tc>
@@ -3213,7 +3213,7 @@
                 <w:rFonts w:ascii="Times New Roman" w:hAnsi="Times New Roman"/>
                 <w:sz w:val="20"/>
               </w:rPr>
-              <w:t>—</w:t>
+              <w:t>2228.0000</w:t>
             </w:r>
           </w:p>
         </w:tc>
